--- a/report_template/template_main/gBRCA_CustomEdition_HNZL_v1.0.1.docx
+++ b/report_template/template_main/gBRCA_CustomEdition_HNZL_v1.0.1.docx
@@ -3849,7 +3849,6 @@
               </w:rPr>
               <w:t xml:space="preserve"> </w:t>
             </w:r>
-            <w:proofErr w:type="gramStart"/>
             <w:r>
               <w:rPr>
                 <w:rFonts w:hint="eastAsia"/>
@@ -3857,17 +3856,7 @@
                 <w:spacing w:val="9"/>
                 <w:lang w:eastAsia="zh-CN"/>
               </w:rPr>
-              <w:t>个</w:t>
-            </w:r>
-            <w:proofErr w:type="gramEnd"/>
-            <w:r>
-              <w:rPr>
-                <w:rFonts w:hint="eastAsia"/>
-                <w:color w:val="auto"/>
-                <w:spacing w:val="9"/>
-                <w:lang w:eastAsia="zh-CN"/>
-              </w:rPr>
-              <w:t>与靶</w:t>
+              <w:t>个与靶</w:t>
             </w:r>
             <w:proofErr w:type="gramStart"/>
             <w:r>
@@ -4147,7 +4136,6 @@
               </w:rPr>
               <w:t xml:space="preserve"> </w:t>
             </w:r>
-            <w:proofErr w:type="gramStart"/>
             <w:r>
               <w:rPr>
                 <w:rFonts w:hint="eastAsia"/>
@@ -4155,17 +4143,7 @@
                 <w:spacing w:val="9"/>
                 <w:lang w:eastAsia="zh-CN"/>
               </w:rPr>
-              <w:t>个</w:t>
-            </w:r>
-            <w:proofErr w:type="gramEnd"/>
-            <w:r>
-              <w:rPr>
-                <w:rFonts w:hint="eastAsia"/>
-                <w:color w:val="auto"/>
-                <w:spacing w:val="9"/>
-                <w:lang w:eastAsia="zh-CN"/>
-              </w:rPr>
-              <w:t>与靶</w:t>
+              <w:t>个与靶</w:t>
             </w:r>
             <w:proofErr w:type="gramStart"/>
             <w:r>
@@ -4573,7 +4551,6 @@
               </w:rPr>
               <w:t xml:space="preserve"> </w:t>
             </w:r>
-            <w:proofErr w:type="gramStart"/>
             <w:r>
               <w:rPr>
                 <w:rFonts w:hint="eastAsia"/>
@@ -4583,7 +4560,6 @@
               </w:rPr>
               <w:t>个</w:t>
             </w:r>
-            <w:proofErr w:type="gramEnd"/>
             <w:r>
               <w:rPr>
                 <w:rFonts w:hint="eastAsia"/>
@@ -4841,7 +4817,6 @@
               </w:rPr>
               <w:t xml:space="preserve"> </w:t>
             </w:r>
-            <w:proofErr w:type="gramStart"/>
             <w:r>
               <w:rPr>
                 <w:rFonts w:hint="eastAsia"/>
@@ -4851,7 +4826,6 @@
               </w:rPr>
               <w:t>个</w:t>
             </w:r>
-            <w:proofErr w:type="gramEnd"/>
             <w:r>
               <w:rPr>
                 <w:rFonts w:hint="eastAsia"/>
@@ -11431,7 +11405,6 @@
         </w:rPr>
         <w:t xml:space="preserve"> </w:t>
       </w:r>
-      <w:proofErr w:type="gramStart"/>
       <w:r>
         <w:rPr>
           <w:rFonts w:ascii="微软雅黑" w:eastAsia="微软雅黑" w:hAnsi="微软雅黑" w:cs="宋体" w:hint="eastAsia"/>
@@ -11441,9 +11414,19 @@
           <w:szCs w:val="18"/>
           <w:lang w:eastAsia="zh-CN"/>
         </w:rPr>
-        <w:t>个</w:t>
-      </w:r>
-      <w:proofErr w:type="gramEnd"/>
+        <w:t>个为致病</w:t>
+      </w:r>
+      <w:r>
+        <w:rPr>
+          <w:rFonts w:ascii="微软雅黑" w:eastAsia="微软雅黑" w:hAnsi="微软雅黑" w:hint="eastAsia"/>
+          <w:b/>
+          <w:bCs/>
+          <w:sz w:val="18"/>
+          <w:szCs w:val="18"/>
+          <w:lang w:eastAsia="zh-CN"/>
+        </w:rPr>
+        <w:t>/</w:t>
+      </w:r>
       <w:r>
         <w:rPr>
           <w:rFonts w:ascii="微软雅黑" w:eastAsia="微软雅黑" w:hAnsi="微软雅黑" w:cs="宋体" w:hint="eastAsia"/>
@@ -11453,7 +11436,7 @@
           <w:szCs w:val="18"/>
           <w:lang w:eastAsia="zh-CN"/>
         </w:rPr>
-        <w:t>为致病</w:t>
+        <w:t>疑似致病性突变，其中</w:t>
       </w:r>
       <w:r>
         <w:rPr>
@@ -11464,7 +11447,29 @@
           <w:szCs w:val="18"/>
           <w:lang w:eastAsia="zh-CN"/>
         </w:rPr>
-        <w:t>/</w:t>
+        <w:t xml:space="preserve"> </w:t>
+      </w:r>
+      <w:r>
+        <w:rPr>
+          <w:rFonts w:ascii="微软雅黑" w:eastAsia="微软雅黑" w:hAnsi="微软雅黑"/>
+          <w:b/>
+          <w:bCs/>
+          <w:sz w:val="18"/>
+          <w:szCs w:val="18"/>
+          <w:lang w:eastAsia="zh-CN"/>
+        </w:rPr>
+        <w:t>{{( var_brca.snv_s.B1_L5 + var_brca.snv_s.B2_L5 + var_brca.mlpa_v2.B1_mlpa_L5 + var_brca.mlpa_v2.B2_mlpa_L5 + var_brca.snv_s.B1_L4 + var_brca.snv_s.B2_L4 + var_brca.mlpa_v2.B1_mlpa_L4 + var_brca.mlpa_v2.B2_mlpa_L4)|count}}</w:t>
+      </w:r>
+      <w:r>
+        <w:rPr>
+          <w:rFonts w:ascii="微软雅黑" w:eastAsia="微软雅黑" w:hAnsi="微软雅黑" w:hint="eastAsia"/>
+          <w:b/>
+          <w:bCs/>
+          <w:sz w:val="18"/>
+          <w:szCs w:val="18"/>
+          <w:lang w:eastAsia="zh-CN"/>
+        </w:rPr>
+        <w:t xml:space="preserve"> </w:t>
       </w:r>
       <w:r>
         <w:rPr>
@@ -11475,64 +11480,7 @@
           <w:szCs w:val="18"/>
           <w:lang w:eastAsia="zh-CN"/>
         </w:rPr>
-        <w:t>疑似致病性突变，其中</w:t>
-      </w:r>
-      <w:r>
-        <w:rPr>
-          <w:rFonts w:ascii="微软雅黑" w:eastAsia="微软雅黑" w:hAnsi="微软雅黑" w:hint="eastAsia"/>
-          <w:b/>
-          <w:bCs/>
-          <w:sz w:val="18"/>
-          <w:szCs w:val="18"/>
-          <w:lang w:eastAsia="zh-CN"/>
-        </w:rPr>
-        <w:t xml:space="preserve"> </w:t>
-      </w:r>
-      <w:r>
-        <w:rPr>
-          <w:rFonts w:ascii="微软雅黑" w:eastAsia="微软雅黑" w:hAnsi="微软雅黑"/>
-          <w:b/>
-          <w:bCs/>
-          <w:sz w:val="18"/>
-          <w:szCs w:val="18"/>
-          <w:lang w:eastAsia="zh-CN"/>
-        </w:rPr>
-        <w:t>{{( var_brca.snv_s.B1_L5 + var_brca.snv_s.B2_L5 + var_brca.mlpa_v2.B1_mlpa_L5 + var_brca.mlpa_v2.B2_mlpa_L5 + var_brca.snv_s.B1_L4 + var_brca.snv_s.B2_L4 + var_brca.mlpa_v2.B1_mlpa_L4 + var_brca.mlpa_v2.B2_mlpa_L4)|count}}</w:t>
-      </w:r>
-      <w:r>
-        <w:rPr>
-          <w:rFonts w:ascii="微软雅黑" w:eastAsia="微软雅黑" w:hAnsi="微软雅黑" w:hint="eastAsia"/>
-          <w:b/>
-          <w:bCs/>
-          <w:sz w:val="18"/>
-          <w:szCs w:val="18"/>
-          <w:lang w:eastAsia="zh-CN"/>
-        </w:rPr>
-        <w:t xml:space="preserve"> </w:t>
-      </w:r>
-      <w:proofErr w:type="gramStart"/>
-      <w:r>
-        <w:rPr>
-          <w:rFonts w:ascii="微软雅黑" w:eastAsia="微软雅黑" w:hAnsi="微软雅黑" w:cs="宋体" w:hint="eastAsia"/>
-          <w:b/>
-          <w:bCs/>
-          <w:sz w:val="18"/>
-          <w:szCs w:val="18"/>
-          <w:lang w:eastAsia="zh-CN"/>
-        </w:rPr>
-        <w:t>个</w:t>
-      </w:r>
-      <w:proofErr w:type="gramEnd"/>
-      <w:r>
-        <w:rPr>
-          <w:rFonts w:ascii="微软雅黑" w:eastAsia="微软雅黑" w:hAnsi="微软雅黑" w:cs="宋体" w:hint="eastAsia"/>
-          <w:b/>
-          <w:bCs/>
-          <w:sz w:val="18"/>
-          <w:szCs w:val="18"/>
-          <w:lang w:eastAsia="zh-CN"/>
-        </w:rPr>
-        <w:t>与靶</w:t>
+        <w:t>个与靶</w:t>
       </w:r>
       <w:proofErr w:type="gramStart"/>
       <w:r>
@@ -13488,7 +13436,6 @@
         </w:rPr>
         <w:t xml:space="preserve"> </w:t>
       </w:r>
-      <w:proofErr w:type="gramStart"/>
       <w:r>
         <w:rPr>
           <w:rFonts w:ascii="微软雅黑" w:eastAsia="微软雅黑" w:hAnsi="微软雅黑" w:cs="宋体" w:hint="eastAsia"/>
@@ -13498,9 +13445,19 @@
           <w:szCs w:val="18"/>
           <w:lang w:eastAsia="zh-CN"/>
         </w:rPr>
-        <w:t>个</w:t>
-      </w:r>
-      <w:proofErr w:type="gramEnd"/>
+        <w:t>个为致病</w:t>
+      </w:r>
+      <w:r>
+        <w:rPr>
+          <w:rFonts w:ascii="微软雅黑" w:eastAsia="微软雅黑" w:hAnsi="微软雅黑" w:hint="eastAsia"/>
+          <w:b/>
+          <w:bCs/>
+          <w:sz w:val="18"/>
+          <w:szCs w:val="18"/>
+          <w:lang w:eastAsia="zh-CN"/>
+        </w:rPr>
+        <w:t>/</w:t>
+      </w:r>
       <w:r>
         <w:rPr>
           <w:rFonts w:ascii="微软雅黑" w:eastAsia="微软雅黑" w:hAnsi="微软雅黑" w:cs="宋体" w:hint="eastAsia"/>
@@ -13510,7 +13467,7 @@
           <w:szCs w:val="18"/>
           <w:lang w:eastAsia="zh-CN"/>
         </w:rPr>
-        <w:t>为致病</w:t>
+        <w:t>疑似致病性突变，其中</w:t>
       </w:r>
       <w:r>
         <w:rPr>
@@ -13521,7 +13478,51 @@
           <w:szCs w:val="18"/>
           <w:lang w:eastAsia="zh-CN"/>
         </w:rPr>
-        <w:t>/</w:t>
+        <w:t xml:space="preserve"> </w:t>
+      </w:r>
+      <w:r>
+        <w:rPr>
+          <w:rFonts w:ascii="微软雅黑" w:eastAsia="微软雅黑" w:hAnsi="微软雅黑"/>
+          <w:b/>
+          <w:bCs/>
+          <w:sz w:val="18"/>
+          <w:szCs w:val="18"/>
+          <w:lang w:eastAsia="zh-CN"/>
+        </w:rPr>
+        <w:t xml:space="preserve">{{( </w:t>
+      </w:r>
+      <w:r>
+        <w:rPr>
+          <w:rFonts w:ascii="微软雅黑" w:eastAsia="微软雅黑" w:hAnsi="微软雅黑"/>
+          <w:b/>
+          <w:bCs/>
+          <w:sz w:val="18"/>
+          <w:szCs w:val="18"/>
+          <w:lang w:eastAsia="zh-CN"/>
+        </w:rPr>
+        <w:t>var_brca.snv_s.B1_L5 + var_brca.snv_s.B2_L5 + var_brca.gcnv_v2.B1_gcnv_L5 + var_brca.gcnv_v2.B2_gcnv_L5 + var_brca.snv_s.B1_L4 + var_brca.snv_s.B2_L4 + var_brca.gcnv_v2.B1_gcnv_L4 + var_brca.gcnv_v2.B2_gcnv_L4</w:t>
+      </w:r>
+      <w:r>
+        <w:rPr>
+          <w:rFonts w:ascii="微软雅黑" w:eastAsia="微软雅黑" w:hAnsi="微软雅黑"/>
+          <w:b/>
+          <w:bCs/>
+          <w:sz w:val="18"/>
+          <w:szCs w:val="18"/>
+          <w:lang w:eastAsia="zh-CN"/>
+        </w:rPr>
+        <w:t>)|count}}</w:t>
+      </w:r>
+      <w:r>
+        <w:rPr>
+          <w:rFonts w:ascii="微软雅黑" w:eastAsia="微软雅黑" w:hAnsi="微软雅黑" w:hint="eastAsia"/>
+          <w:b/>
+          <w:bCs/>
+          <w:sz w:val="18"/>
+          <w:szCs w:val="18"/>
+          <w:lang w:eastAsia="zh-CN"/>
+        </w:rPr>
+        <w:t xml:space="preserve"> </w:t>
       </w:r>
       <w:r>
         <w:rPr>
@@ -13532,86 +13533,7 @@
           <w:szCs w:val="18"/>
           <w:lang w:eastAsia="zh-CN"/>
         </w:rPr>
-        <w:t>疑似致病性突变，其中</w:t>
-      </w:r>
-      <w:r>
-        <w:rPr>
-          <w:rFonts w:ascii="微软雅黑" w:eastAsia="微软雅黑" w:hAnsi="微软雅黑" w:hint="eastAsia"/>
-          <w:b/>
-          <w:bCs/>
-          <w:sz w:val="18"/>
-          <w:szCs w:val="18"/>
-          <w:lang w:eastAsia="zh-CN"/>
-        </w:rPr>
-        <w:t xml:space="preserve"> </w:t>
-      </w:r>
-      <w:r>
-        <w:rPr>
-          <w:rFonts w:ascii="微软雅黑" w:eastAsia="微软雅黑" w:hAnsi="微软雅黑"/>
-          <w:b/>
-          <w:bCs/>
-          <w:sz w:val="18"/>
-          <w:szCs w:val="18"/>
-          <w:lang w:eastAsia="zh-CN"/>
-        </w:rPr>
-        <w:t xml:space="preserve">{{( </w:t>
-      </w:r>
-      <w:r>
-        <w:rPr>
-          <w:rFonts w:ascii="微软雅黑" w:eastAsia="微软雅黑" w:hAnsi="微软雅黑"/>
-          <w:b/>
-          <w:bCs/>
-          <w:sz w:val="18"/>
-          <w:szCs w:val="18"/>
-          <w:lang w:eastAsia="zh-CN"/>
-        </w:rPr>
-        <w:t>var_brca.snv_s.B1_L5 + var_brca.snv_s.B2_L5 + var_brca.gcnv_v2.B1_gcnv_L5 + var_brca.gcnv_v2.B2_gcnv_L5 + var_brca.snv_s.B1_L4 + var_brca.snv_s.B2_L4 + var_brca.gcnv_v2.B1_gcnv_L4 + var_brca.gcnv_v2.B2_gcnv_L4</w:t>
-      </w:r>
-      <w:r>
-        <w:rPr>
-          <w:rFonts w:ascii="微软雅黑" w:eastAsia="微软雅黑" w:hAnsi="微软雅黑"/>
-          <w:b/>
-          <w:bCs/>
-          <w:sz w:val="18"/>
-          <w:szCs w:val="18"/>
-          <w:lang w:eastAsia="zh-CN"/>
-        </w:rPr>
-        <w:t>)|count}}</w:t>
-      </w:r>
-      <w:r>
-        <w:rPr>
-          <w:rFonts w:ascii="微软雅黑" w:eastAsia="微软雅黑" w:hAnsi="微软雅黑" w:hint="eastAsia"/>
-          <w:b/>
-          <w:bCs/>
-          <w:sz w:val="18"/>
-          <w:szCs w:val="18"/>
-          <w:lang w:eastAsia="zh-CN"/>
-        </w:rPr>
-        <w:t xml:space="preserve"> </w:t>
-      </w:r>
-      <w:proofErr w:type="gramStart"/>
-      <w:r>
-        <w:rPr>
-          <w:rFonts w:ascii="微软雅黑" w:eastAsia="微软雅黑" w:hAnsi="微软雅黑" w:cs="宋体" w:hint="eastAsia"/>
-          <w:b/>
-          <w:bCs/>
-          <w:sz w:val="18"/>
-          <w:szCs w:val="18"/>
-          <w:lang w:eastAsia="zh-CN"/>
-        </w:rPr>
-        <w:t>个</w:t>
-      </w:r>
-      <w:proofErr w:type="gramEnd"/>
-      <w:r>
-        <w:rPr>
-          <w:rFonts w:ascii="微软雅黑" w:eastAsia="微软雅黑" w:hAnsi="微软雅黑" w:cs="宋体" w:hint="eastAsia"/>
-          <w:b/>
-          <w:bCs/>
-          <w:sz w:val="18"/>
-          <w:szCs w:val="18"/>
-          <w:lang w:eastAsia="zh-CN"/>
-        </w:rPr>
-        <w:t>与靶</w:t>
+        <w:t>个与靶</w:t>
       </w:r>
       <w:proofErr w:type="gramStart"/>
       <w:r>
@@ -31230,7 +31152,49 @@
           <w:szCs w:val="18"/>
           <w:lang w:eastAsia="zh-CN"/>
         </w:rPr>
-        <w:t>与中国专家共识《二代测序临床报告解读指引》，根据变异在不同癌种中对应的药物敏感性、诊断及预后证据分为四个等级：A级、B级、C级、D级。基因变异按照其临床意义的重要性分为四个等级：I类变异（具有强临床意义，具有A或B级证据）、II类变异（具有潜在临床意义，具有C或D级证据）、III类变异（临床意义不明）和IV类变异（良性和可能良性变异，已知无临床意义）。</w:t>
+        <w:t>与中国专家共识</w:t>
+      </w:r>
+      <w:r>
+        <w:rPr>
+          <w:rFonts w:ascii="微软雅黑" w:eastAsia="微软雅黑" w:hAnsi="微软雅黑" w:cs="微软雅黑"/>
+          <w:color w:val="auto"/>
+          <w:sz w:val="18"/>
+          <w:szCs w:val="18"/>
+          <w:lang w:eastAsia="zh-CN"/>
+        </w:rPr>
+        <w:t>{{</w:t>
+      </w:r>
+      <w:proofErr w:type="spellStart"/>
+      <w:r>
+        <w:rPr>
+          <w:rFonts w:ascii="微软雅黑" w:eastAsia="微软雅黑" w:hAnsi="微软雅黑" w:cs="微软雅黑"/>
+          <w:color w:val="auto"/>
+          <w:sz w:val="18"/>
+          <w:szCs w:val="18"/>
+          <w:lang w:eastAsia="zh-CN"/>
+        </w:rPr>
+        <w:t>sample.guideline.ngs_clinic_report_inter</w:t>
+      </w:r>
+      <w:proofErr w:type="spellEnd"/>
+      <w:r>
+        <w:rPr>
+          <w:rFonts w:ascii="微软雅黑" w:eastAsia="微软雅黑" w:hAnsi="微软雅黑" w:cs="微软雅黑"/>
+          <w:color w:val="auto"/>
+          <w:sz w:val="18"/>
+          <w:szCs w:val="18"/>
+          <w:lang w:eastAsia="zh-CN"/>
+        </w:rPr>
+        <w:t>}}</w:t>
+      </w:r>
+      <w:r>
+        <w:rPr>
+          <w:rFonts w:ascii="微软雅黑" w:eastAsia="微软雅黑" w:hAnsi="微软雅黑" w:cs="微软雅黑" w:hint="eastAsia"/>
+          <w:color w:val="auto"/>
+          <w:sz w:val="18"/>
+          <w:szCs w:val="18"/>
+          <w:lang w:eastAsia="zh-CN"/>
+        </w:rPr>
+        <w:t>，根据变异在不同癌种中对应的药物敏感性、诊断及预后证据分为四个等级：A级、B级、C级、D级。基因变异按照其临床意义的重要性分为四个等级：I类变异（具有强临床意义，具有A或B级证据）、II类变异（具有潜在临床意义，具有C或D级证据）、III类变异（临床意义不明）和IV类变异（良性和可能良性变异，已知无临床意义）。</w:t>
       </w:r>
     </w:p>
     <w:tbl>
@@ -34985,7 +34949,7 @@
           <w:szCs w:val="18"/>
           <w:lang w:eastAsia="zh-CN"/>
         </w:rPr>
-        <w:t>, 魏军, 王磊, 王树玉, 王晓红, 邢清和, 徐湘民, 袁慧军, 杨正林, 周从容, 周文</w:t>
+        <w:t xml:space="preserve">, 魏军, 王磊, 王树玉, 王晓红, 邢清和, 徐湘民, 袁慧军, 杨正林, 周从容, 周文浩, 曾勇, 张学军, </w:t>
       </w:r>
       <w:proofErr w:type="gramStart"/>
       <w:r>
@@ -34996,7 +34960,7 @@
           <w:szCs w:val="18"/>
           <w:lang w:eastAsia="zh-CN"/>
         </w:rPr>
-        <w:t>浩</w:t>
+        <w:t>黄涛生</w:t>
       </w:r>
       <w:proofErr w:type="gramEnd"/>
       <w:r>
@@ -35007,7 +34971,7 @@
           <w:szCs w:val="18"/>
           <w:lang w:eastAsia="zh-CN"/>
         </w:rPr>
-        <w:t xml:space="preserve">, 曾勇, 张学军, </w:t>
+        <w:t xml:space="preserve">, 郑茜, </w:t>
       </w:r>
       <w:proofErr w:type="gramStart"/>
       <w:r>
@@ -35018,7 +34982,7 @@
           <w:szCs w:val="18"/>
           <w:lang w:eastAsia="zh-CN"/>
         </w:rPr>
-        <w:t>黄涛生</w:t>
+        <w:t>秦胜营</w:t>
       </w:r>
       <w:proofErr w:type="gramEnd"/>
       <w:r>
@@ -35029,7 +34993,7 @@
           <w:szCs w:val="18"/>
           <w:lang w:eastAsia="zh-CN"/>
         </w:rPr>
-        <w:t xml:space="preserve">, 郑茜, </w:t>
+        <w:t xml:space="preserve">, 于世辉, 关静, 王洪阳, 王大勇, 赵立东, 王慧君, </w:t>
       </w:r>
       <w:proofErr w:type="gramStart"/>
       <w:r>
@@ -35040,7 +35004,7 @@
           <w:szCs w:val="18"/>
           <w:lang w:eastAsia="zh-CN"/>
         </w:rPr>
-        <w:t>秦胜营</w:t>
+        <w:t>孔令印</w:t>
       </w:r>
       <w:proofErr w:type="gramEnd"/>
       <w:r>
@@ -35051,7 +35015,7 @@
           <w:szCs w:val="18"/>
           <w:lang w:eastAsia="zh-CN"/>
         </w:rPr>
-        <w:t>, 于</w:t>
+        <w:t xml:space="preserve">, 宣黎明, </w:t>
       </w:r>
       <w:proofErr w:type="gramStart"/>
       <w:r>
@@ -35062,7 +35026,7 @@
           <w:szCs w:val="18"/>
           <w:lang w:eastAsia="zh-CN"/>
         </w:rPr>
-        <w:t>世</w:t>
+        <w:t>冒燕</w:t>
       </w:r>
       <w:proofErr w:type="gramEnd"/>
       <w:r>
@@ -35073,7 +35037,7 @@
           <w:szCs w:val="18"/>
           <w:lang w:eastAsia="zh-CN"/>
         </w:rPr>
-        <w:t xml:space="preserve">辉, 关静, 王洪阳, 王大勇, 赵立东, 王慧君, </w:t>
+        <w:t xml:space="preserve">, 祝轶君, </w:t>
       </w:r>
       <w:proofErr w:type="gramStart"/>
       <w:r>
@@ -35084,7 +35048,7 @@
           <w:szCs w:val="18"/>
           <w:lang w:eastAsia="zh-CN"/>
         </w:rPr>
-        <w:t>孔令印</w:t>
+        <w:t>徐君玲</w:t>
       </w:r>
       <w:proofErr w:type="gramEnd"/>
       <w:r>
@@ -35095,73 +35059,7 @@
           <w:szCs w:val="18"/>
           <w:lang w:eastAsia="zh-CN"/>
         </w:rPr>
-        <w:t xml:space="preserve">, 宣黎明, </w:t>
-      </w:r>
-      <w:proofErr w:type="gramStart"/>
-      <w:r>
-        <w:rPr>
-          <w:rFonts w:ascii="微软雅黑" w:eastAsia="微软雅黑" w:hAnsi="微软雅黑" w:cs="微软雅黑" w:hint="eastAsia"/>
-          <w:color w:val="auto"/>
-          <w:sz w:val="18"/>
-          <w:szCs w:val="18"/>
-          <w:lang w:eastAsia="zh-CN"/>
-        </w:rPr>
-        <w:t>冒燕</w:t>
-      </w:r>
-      <w:proofErr w:type="gramEnd"/>
-      <w:r>
-        <w:rPr>
-          <w:rFonts w:ascii="微软雅黑" w:eastAsia="微软雅黑" w:hAnsi="微软雅黑" w:cs="微软雅黑" w:hint="eastAsia"/>
-          <w:color w:val="auto"/>
-          <w:sz w:val="18"/>
-          <w:szCs w:val="18"/>
-          <w:lang w:eastAsia="zh-CN"/>
-        </w:rPr>
-        <w:t xml:space="preserve">, 祝轶君, </w:t>
-      </w:r>
-      <w:proofErr w:type="gramStart"/>
-      <w:r>
-        <w:rPr>
-          <w:rFonts w:ascii="微软雅黑" w:eastAsia="微软雅黑" w:hAnsi="微软雅黑" w:cs="微软雅黑" w:hint="eastAsia"/>
-          <w:color w:val="auto"/>
-          <w:sz w:val="18"/>
-          <w:szCs w:val="18"/>
-          <w:lang w:eastAsia="zh-CN"/>
-        </w:rPr>
-        <w:t>徐君玲</w:t>
-      </w:r>
-      <w:proofErr w:type="gramEnd"/>
-      <w:r>
-        <w:rPr>
-          <w:rFonts w:ascii="微软雅黑" w:eastAsia="微软雅黑" w:hAnsi="微软雅黑" w:cs="微软雅黑" w:hint="eastAsia"/>
-          <w:color w:val="auto"/>
-          <w:sz w:val="18"/>
-          <w:szCs w:val="18"/>
-          <w:lang w:eastAsia="zh-CN"/>
-        </w:rPr>
-        <w:t>, 王剑青, 王莉, 赵婷, 秦</w:t>
-      </w:r>
-      <w:proofErr w:type="gramStart"/>
-      <w:r>
-        <w:rPr>
-          <w:rFonts w:ascii="微软雅黑" w:eastAsia="微软雅黑" w:hAnsi="微软雅黑" w:cs="微软雅黑" w:hint="eastAsia"/>
-          <w:color w:val="auto"/>
-          <w:sz w:val="18"/>
-          <w:szCs w:val="18"/>
-          <w:lang w:eastAsia="zh-CN"/>
-        </w:rPr>
-        <w:t>一</w:t>
-      </w:r>
-      <w:proofErr w:type="gramEnd"/>
-      <w:r>
-        <w:rPr>
-          <w:rFonts w:ascii="微软雅黑" w:eastAsia="微软雅黑" w:hAnsi="微软雅黑" w:cs="微软雅黑" w:hint="eastAsia"/>
-          <w:color w:val="auto"/>
-          <w:sz w:val="18"/>
-          <w:szCs w:val="18"/>
-          <w:lang w:eastAsia="zh-CN"/>
-        </w:rPr>
-        <w:t>丁, 夏滢颖, 樊丽霞, 赵丁丁, 邱浩, 贺林.  遗传变异分类标准与指南[J]. 中国科学：生命科学, 2017, 47(6): 668-688.</w:t>
+        <w:t>, 王剑青, 王莉, 赵婷, 秦一丁, 夏滢颖, 樊丽霞, 赵丁丁, 邱浩, 贺林.  遗传变异分类标准与指南[J]. 中国科学：生命科学, 2017, 47(6): 668-688.</w:t>
       </w:r>
     </w:p>
     <w:p>
